--- a/Data Pulse Phase B.docx
+++ b/Data Pulse Phase B.docx
@@ -21,12 +21,12 @@
           <wp:inline distB="114300" distT="114300" distL="114300" distR="114300">
             <wp:extent cx="4781550" cy="1133475"/>
             <wp:effectExtent b="0" l="0" r="0" t="0"/>
-            <wp:docPr id="11" name="image10.png"/>
+            <wp:docPr id="11" name="image9.png"/>
             <a:graphic>
               <a:graphicData uri="http://schemas.openxmlformats.org/drawingml/2006/picture">
                 <pic:pic>
                   <pic:nvPicPr>
-                    <pic:cNvPr id="0" name="image10.png"/>
+                    <pic:cNvPr id="0" name="image9.png"/>
                     <pic:cNvPicPr preferRelativeResize="0"/>
                   </pic:nvPicPr>
                   <pic:blipFill>
@@ -504,12 +504,12 @@
           <wp:inline distB="114300" distT="114300" distL="114300" distR="114300">
             <wp:extent cx="3014663" cy="1000192"/>
             <wp:effectExtent b="0" l="0" r="0" t="0"/>
-            <wp:docPr id="10" name="image5.png"/>
+            <wp:docPr id="10" name="image11.png"/>
             <a:graphic>
               <a:graphicData uri="http://schemas.openxmlformats.org/drawingml/2006/picture">
                 <pic:pic>
                   <pic:nvPicPr>
-                    <pic:cNvPr id="0" name="image5.png"/>
+                    <pic:cNvPr id="0" name="image11.png"/>
                     <pic:cNvPicPr preferRelativeResize="0"/>
                   </pic:nvPicPr>
                   <pic:blipFill>
@@ -3999,6 +3999,16 @@
     </w:p>
     <w:p>
       <w:pPr>
+        <w:rPr/>
+      </w:pPr>
+      <w:r>
+        <w:rPr>
+          <w:rtl w:val="0"/>
+        </w:rPr>
+      </w:r>
+    </w:p>
+    <w:p>
+      <w:pPr>
         <w:pStyle w:val="Heading1"/>
         <w:spacing w:after="80" w:before="360" w:lineRule="auto"/>
         <w:ind w:left="0" w:firstLine="0"/>
@@ -5173,12 +5183,12 @@
           <wp:inline distB="114300" distT="114300" distL="114300" distR="114300">
             <wp:extent cx="3996338" cy="5002218"/>
             <wp:effectExtent b="0" l="0" r="0" t="0"/>
-            <wp:docPr id="4" name="image6.png"/>
+            <wp:docPr id="4" name="image4.png"/>
             <a:graphic>
               <a:graphicData uri="http://schemas.openxmlformats.org/drawingml/2006/picture">
                 <pic:pic>
                   <pic:nvPicPr>
-                    <pic:cNvPr id="0" name="image6.png"/>
+                    <pic:cNvPr id="0" name="image4.png"/>
                     <pic:cNvPicPr preferRelativeResize="0"/>
                   </pic:nvPicPr>
                   <pic:blipFill>
@@ -5310,12 +5320,12 @@
           <wp:inline distB="114300" distT="114300" distL="114300" distR="114300">
             <wp:extent cx="5186963" cy="6776234"/>
             <wp:effectExtent b="0" l="0" r="0" t="0"/>
-            <wp:docPr id="14" name="image4.png"/>
+            <wp:docPr id="14" name="image3.png"/>
             <a:graphic>
               <a:graphicData uri="http://schemas.openxmlformats.org/drawingml/2006/picture">
                 <pic:pic>
                   <pic:nvPicPr>
-                    <pic:cNvPr id="0" name="image4.png"/>
+                    <pic:cNvPr id="0" name="image3.png"/>
                     <pic:cNvPicPr preferRelativeResize="0"/>
                   </pic:nvPicPr>
                   <pic:blipFill>
@@ -5606,12 +5616,12 @@
           <wp:inline distB="114300" distT="114300" distL="114300" distR="114300">
             <wp:extent cx="2257425" cy="1704975"/>
             <wp:effectExtent b="0" l="0" r="0" t="0"/>
-            <wp:docPr id="13" name="image9.png"/>
+            <wp:docPr id="13" name="image6.png"/>
             <a:graphic>
               <a:graphicData uri="http://schemas.openxmlformats.org/drawingml/2006/picture">
                 <pic:pic>
                   <pic:nvPicPr>
-                    <pic:cNvPr id="0" name="image9.png"/>
+                    <pic:cNvPr id="0" name="image6.png"/>
                     <pic:cNvPicPr preferRelativeResize="0"/>
                   </pic:nvPicPr>
                   <pic:blipFill>
@@ -9094,12 +9104,12 @@
             <wp:extent cx="510187" cy="224921"/>
             <wp:effectExtent b="0" l="0" r="0" t="0"/>
             <wp:wrapSquare wrapText="bothSides" distB="114300" distT="114300" distL="114300" distR="114300"/>
-            <wp:docPr id="7" name="image8.png"/>
+            <wp:docPr id="7" name="image7.png"/>
             <a:graphic>
               <a:graphicData uri="http://schemas.openxmlformats.org/drawingml/2006/picture">
                 <pic:pic>
                   <pic:nvPicPr>
-                    <pic:cNvPr id="0" name="image8.png"/>
+                    <pic:cNvPr id="0" name="image7.png"/>
                     <pic:cNvPicPr preferRelativeResize="0"/>
                   </pic:nvPicPr>
                   <pic:blipFill>
@@ -9278,12 +9288,12 @@
             <wp:extent cx="5655600" cy="2844800"/>
             <wp:effectExtent b="0" l="0" r="0" t="0"/>
             <wp:wrapSquare wrapText="bothSides" distB="114300" distT="114300" distL="114300" distR="114300"/>
-            <wp:docPr id="2" name="image15.jpg"/>
+            <wp:docPr id="2" name="image13.jpg"/>
             <a:graphic>
               <a:graphicData uri="http://schemas.openxmlformats.org/drawingml/2006/picture">
                 <pic:pic>
                   <pic:nvPicPr>
-                    <pic:cNvPr id="0" name="image15.jpg"/>
+                    <pic:cNvPr id="0" name="image13.jpg"/>
                     <pic:cNvPicPr preferRelativeResize="0"/>
                   </pic:nvPicPr>
                   <pic:blipFill>
@@ -9349,12 +9359,12 @@
             <wp:extent cx="607219" cy="228600"/>
             <wp:effectExtent b="0" l="0" r="0" t="0"/>
             <wp:wrapSquare wrapText="bothSides" distB="114300" distT="114300" distL="114300" distR="114300"/>
-            <wp:docPr id="8" name="image11.png"/>
+            <wp:docPr id="8" name="image1.png"/>
             <a:graphic>
               <a:graphicData uri="http://schemas.openxmlformats.org/drawingml/2006/picture">
                 <pic:pic>
                   <pic:nvPicPr>
-                    <pic:cNvPr id="0" name="image11.png"/>
+                    <pic:cNvPr id="0" name="image1.png"/>
                     <pic:cNvPicPr preferRelativeResize="0"/>
                   </pic:nvPicPr>
                   <pic:blipFill>
@@ -9529,12 +9539,12 @@
           <wp:inline distB="114300" distT="114300" distL="114300" distR="114300">
             <wp:extent cx="5655600" cy="2743200"/>
             <wp:effectExtent b="0" l="0" r="0" t="0"/>
-            <wp:docPr id="9" name="image18.jpg"/>
+            <wp:docPr id="9" name="image17.jpg"/>
             <a:graphic>
               <a:graphicData uri="http://schemas.openxmlformats.org/drawingml/2006/picture">
                 <pic:pic>
                   <pic:nvPicPr>
-                    <pic:cNvPr id="0" name="image18.jpg"/>
+                    <pic:cNvPr id="0" name="image17.jpg"/>
                     <pic:cNvPicPr preferRelativeResize="0"/>
                   </pic:nvPicPr>
                   <pic:blipFill>
@@ -9785,12 +9795,12 @@
             <wp:extent cx="810491" cy="228600"/>
             <wp:effectExtent b="0" l="0" r="0" t="0"/>
             <wp:wrapSquare wrapText="bothSides" distB="114300" distT="114300" distL="114300" distR="114300"/>
-            <wp:docPr id="19" name="image3.png"/>
+            <wp:docPr id="19" name="image8.png"/>
             <a:graphic>
               <a:graphicData uri="http://schemas.openxmlformats.org/drawingml/2006/picture">
                 <pic:pic>
                   <pic:nvPicPr>
-                    <pic:cNvPr id="0" name="image3.png"/>
+                    <pic:cNvPr id="0" name="image8.png"/>
                     <pic:cNvPicPr preferRelativeResize="0"/>
                   </pic:nvPicPr>
                   <pic:blipFill>
@@ -9965,12 +9975,12 @@
             <wp:extent cx="5655600" cy="2794000"/>
             <wp:effectExtent b="0" l="0" r="0" t="0"/>
             <wp:wrapSquare wrapText="bothSides" distB="114300" distT="114300" distL="114300" distR="114300"/>
-            <wp:docPr id="3" name="image13.jpg"/>
+            <wp:docPr id="3" name="image15.jpg"/>
             <a:graphic>
               <a:graphicData uri="http://schemas.openxmlformats.org/drawingml/2006/picture">
                 <pic:pic>
                   <pic:nvPicPr>
-                    <pic:cNvPr id="0" name="image13.jpg"/>
+                    <pic:cNvPr id="0" name="image15.jpg"/>
                     <pic:cNvPicPr preferRelativeResize="0"/>
                   </pic:nvPicPr>
                   <pic:blipFill>
@@ -10216,12 +10226,12 @@
             <wp:extent cx="1129313" cy="1594772"/>
             <wp:effectExtent b="0" l="0" r="0" t="0"/>
             <wp:wrapSquare wrapText="bothSides" distB="114300" distT="114300" distL="114300" distR="114300"/>
-            <wp:docPr id="1" name="image1.png"/>
+            <wp:docPr id="1" name="image5.png"/>
             <a:graphic>
               <a:graphicData uri="http://schemas.openxmlformats.org/drawingml/2006/picture">
                 <pic:pic>
                   <pic:nvPicPr>
-                    <pic:cNvPr id="0" name="image1.png"/>
+                    <pic:cNvPr id="0" name="image5.png"/>
                     <pic:cNvPicPr preferRelativeResize="0"/>
                   </pic:nvPicPr>
                   <pic:blipFill>
@@ -10383,12 +10393,12 @@
             <wp:extent cx="1200150" cy="304800"/>
             <wp:effectExtent b="0" l="0" r="0" t="0"/>
             <wp:wrapSquare wrapText="bothSides" distB="114300" distT="114300" distL="114300" distR="114300"/>
-            <wp:docPr id="12" name="image7.png"/>
+            <wp:docPr id="12" name="image10.png"/>
             <a:graphic>
               <a:graphicData uri="http://schemas.openxmlformats.org/drawingml/2006/picture">
                 <pic:pic>
                   <pic:nvPicPr>
-                    <pic:cNvPr id="0" name="image7.png"/>
+                    <pic:cNvPr id="0" name="image10.png"/>
                     <pic:cNvPicPr preferRelativeResize="0"/>
                   </pic:nvPicPr>
                   <pic:blipFill>
@@ -10562,12 +10572,12 @@
           <wp:inline distB="114300" distT="114300" distL="114300" distR="114300">
             <wp:extent cx="5655600" cy="3060700"/>
             <wp:effectExtent b="0" l="0" r="0" t="0"/>
-            <wp:docPr id="18" name="image16.jpg"/>
+            <wp:docPr id="18" name="image18.jpg"/>
             <a:graphic>
               <a:graphicData uri="http://schemas.openxmlformats.org/drawingml/2006/picture">
                 <pic:pic>
                   <pic:nvPicPr>
-                    <pic:cNvPr id="0" name="image16.jpg"/>
+                    <pic:cNvPr id="0" name="image18.jpg"/>
                     <pic:cNvPicPr preferRelativeResize="0"/>
                   </pic:nvPicPr>
                   <pic:blipFill>
@@ -11103,12 +11113,12 @@
           <wp:inline distB="114300" distT="114300" distL="114300" distR="114300">
             <wp:extent cx="5655600" cy="2870200"/>
             <wp:effectExtent b="0" l="0" r="0" t="0"/>
-            <wp:docPr id="16" name="image17.jpg"/>
+            <wp:docPr id="16" name="image16.jpg"/>
             <a:graphic>
               <a:graphicData uri="http://schemas.openxmlformats.org/drawingml/2006/picture">
                 <pic:pic>
                   <pic:nvPicPr>
-                    <pic:cNvPr id="0" name="image17.jpg"/>
+                    <pic:cNvPr id="0" name="image16.jpg"/>
                     <pic:cNvPicPr preferRelativeResize="0"/>
                   </pic:nvPicPr>
                   <pic:blipFill>
